--- a/src/src/main/webapp/portal/SparePartManagement/template/设备配件入库单.docx
+++ b/src/src/main/webapp/portal/SparePartManagement/template/设备配件入库单.docx
@@ -228,22 +228,30 @@
       <w:r>
         <w:rPr>
           <w:rFonts w:hint="eastAsia"/>
+        </w:rPr>
+        <w:t xml:space="preserve"> </w:t>
+      </w:r>
+      <w:r>
+        <w:t xml:space="preserve">         </w:t>
+      </w:r>
+      <w:r>
+        <w:rPr>
+          <w:rFonts w:hint="eastAsia"/>
           <w:color w:val="70AD47" w:themeColor="accent6"/>
         </w:rPr>
-        <w:t>线下签字</w:t>
-      </w:r>
-      <w:r>
-        <w:rPr>
-          <w:rFonts w:hint="eastAsia"/>
+        <w:t xml:space="preserve"> </w:t>
+      </w:r>
+      <w:r>
+        <w:rPr>
           <w:color w:val="70AD47" w:themeColor="accent6"/>
         </w:rPr>
-        <w:t xml:space="preserve"> </w:t>
+        <w:t xml:space="preserve">                                                                                                       </w:t>
       </w:r>
       <w:r>
         <w:rPr>
           <w:color w:val="70AD47" w:themeColor="accent6"/>
         </w:rPr>
-        <w:t xml:space="preserve">                                                                                                       </w:t>
+        <w:t xml:space="preserve">     </w:t>
       </w:r>
       <w:r>
         <w:rPr>
@@ -284,7 +292,7 @@
       </w:r>
       <w:proofErr w:type="spellEnd"/>
       <w:r>
-        <w:t xml:space="preserve">}} </w:t>
+        <w:t>}}</w:t>
       </w:r>
     </w:p>
     <w:p>
@@ -293,13 +301,6 @@
           <w:rFonts w:hint="eastAsia"/>
         </w:rPr>
         <w:t>负责人：</w:t>
-      </w:r>
-      <w:r>
-        <w:rPr>
-          <w:rFonts w:hint="eastAsia"/>
-          <w:color w:val="70AD47" w:themeColor="accent6"/>
-        </w:rPr>
-        <w:t>线下签字</w:t>
       </w:r>
     </w:p>
     <w:sectPr>
